--- a/swh/docx/003.content.docx
+++ b/swh/docx/003.content.docx
@@ -128,19 +128,6 @@
           <w:lang w:val="sw_KE" w:bidi="sw_KE"/>
         </w:rPr>
         <w:t>B</w:t>
-      </w:r>
-      <w:r>
-        <w:rPr>
-          <w:lang w:val="sw_KE" w:bidi="sw_KE"/>
-        </w:rPr>
-      </w:r>
-    </w:p>
-    <w:p>
-      <w:pPr/>
-      <w:r>
-        <w:rPr>
-          <w:lang w:val="sw_KE" w:bidi="sw_KE"/>
-        </w:rPr>
       </w:r>
       <w:r>
         <w:rPr>

--- a/swh/docx/003.content.docx
+++ b/swh/docx/003.content.docx
@@ -19,7 +19,7 @@
         <w:rPr>
           <w:lang w:val="sw_KE" w:bidi="sw_KE"/>
         </w:rPr>
-        <w:t>Resource: Termini muhimu (unfoldingWord)</w:t>
+        <w:t>Resource: unfoldingWord® Translation Words</w:t>
       </w:r>
       <w:r>
         <w:rPr>
@@ -90,7 +90,7 @@
         <w:rPr>
           <w:lang w:val="sw_KE" w:bidi="sw_KE"/>
         </w:rPr>
-        <w:t>Termini muhimu (unfoldingWord)</w:t>
+        <w:t>unfoldingWord® Translation Words</w:t>
       </w:r>
     </w:p>
     <w:p>

--- a/swh/docx/003.content.docx
+++ b/swh/docx/003.content.docx
@@ -190,6 +190,631 @@
         <w:rPr>
           <w:lang w:val="sw_KE" w:bidi="sw_KE"/>
         </w:rPr>
+        <w:t>Baali</w:t>
+      </w:r>
+      <w:r>
+        <w:rPr>
+          <w:lang w:val="sw_KE" w:bidi="sw_KE"/>
+        </w:rPr>
+      </w:r>
+    </w:p>
+    <w:p>
+      <w:pPr>
+        <w:pStyle w:val="Heading3"/>
+      </w:pPr>
+      <w:r>
+        <w:rPr>
+          <w:lang w:val="sw_KE" w:bidi="sw_KE"/>
+        </w:rPr>
+        <w:t>Uhalisia:</w:t>
+      </w:r>
+    </w:p>
+    <w:p>
+      <w:pPr/>
+      <w:r>
+        <w:rPr>
+          <w:lang w:val="sw_KE" w:bidi="sw_KE"/>
+        </w:rPr>
+      </w:r>
+      <w:r>
+        <w:rPr>
+          <w:lang w:val="sw_KE" w:bidi="sw_KE"/>
+        </w:rPr>
+        <w:t>Neno "Baali" linamaanisha "bwana" na lilikuwa jina la mungu wa uongo mkuu aliyekuwa akiabudiwa na Wakanaani.</w:t>
+      </w:r>
+    </w:p>
+    <w:p>
+      <w:pPr>
+        <w:pStyle w:val="ListBullet"/>
+        <w:spacing w:line="240" w:lineRule="auto"/>
+        <w:ind w:left="720"/>
+      </w:pPr>
+      <w:r>
+        <w:rPr>
+          <w:lang w:val="sw_KE" w:bidi="sw_KE"/>
+        </w:rPr>
+      </w:r>
+      <w:r>
+        <w:rPr>
+          <w:lang w:val="sw_KE" w:bidi="sw_KE"/>
+        </w:rPr>
+        <w:t>Kulikuwa pia na miungu ya uongo ya kienyeji ambayo ilikuwa na "Baali" kama sehemu ya majina yao, kama vile "Baal-Peori." Wakati mwingine miungu hii yote kwa pamoja inajulikana kama "Baali."</w:t>
+      </w:r>
+    </w:p>
+    <w:p>
+      <w:pPr>
+        <w:pStyle w:val="ListBullet"/>
+        <w:spacing w:line="240" w:lineRule="auto"/>
+        <w:ind w:left="720"/>
+      </w:pPr>
+      <w:r>
+        <w:rPr>
+          <w:lang w:val="sw_KE" w:bidi="sw_KE"/>
+        </w:rPr>
+      </w:r>
+      <w:r>
+        <w:rPr>
+          <w:lang w:val="sw_KE" w:bidi="sw_KE"/>
+        </w:rPr>
+        <w:t>Baadhi ya watu walikuwa na majina yaliyokuwa na neno "Baali" ndani yake.</w:t>
+      </w:r>
+    </w:p>
+    <w:p>
+      <w:pPr>
+        <w:pStyle w:val="ListBullet"/>
+        <w:spacing w:line="240" w:lineRule="auto"/>
+        <w:ind w:left="720"/>
+      </w:pPr>
+      <w:r>
+        <w:rPr>
+          <w:lang w:val="sw_KE" w:bidi="sw_KE"/>
+        </w:rPr>
+      </w:r>
+      <w:r>
+        <w:rPr>
+          <w:lang w:val="sw_KE" w:bidi="sw_KE"/>
+        </w:rPr>
+        <w:t>Ibada ya Baali ilihusisha vitendo viovu kama kutoa kafara ya watoto na kutumia malaya.</w:t>
+      </w:r>
+    </w:p>
+    <w:p>
+      <w:pPr>
+        <w:pStyle w:val="ListBullet"/>
+        <w:spacing w:line="240" w:lineRule="auto"/>
+        <w:ind w:left="720"/>
+      </w:pPr>
+      <w:r>
+        <w:rPr>
+          <w:lang w:val="sw_KE" w:bidi="sw_KE"/>
+        </w:rPr>
+      </w:r>
+      <w:r>
+        <w:rPr>
+          <w:lang w:val="sw_KE" w:bidi="sw_KE"/>
+        </w:rPr>
+        <w:t>Katika vipindi mbalimbali vya historia yao, Waisraeli walijihusisha sana na ibada ya Baali, wakifuata mfano wa mataifa ya kipagani yaliyozunguka.</w:t>
+      </w:r>
+    </w:p>
+    <w:p>
+      <w:pPr>
+        <w:pStyle w:val="ListBullet"/>
+        <w:spacing w:line="240" w:lineRule="auto"/>
+        <w:ind w:left="720"/>
+      </w:pPr>
+      <w:r>
+        <w:rPr>
+          <w:lang w:val="sw_KE" w:bidi="sw_KE"/>
+        </w:rPr>
+      </w:r>
+      <w:r>
+        <w:rPr>
+          <w:lang w:val="sw_KE" w:bidi="sw_KE"/>
+        </w:rPr>
+        <w:t>Katika utawala wa Mfalme Ahabu, nabii wa Mungu Eliya aliandaa jaribio ili kuthibitisha kwa watu kwamba Baali hayupo na kwamba Mungu ndiye Mungu wa kweli pekee. Matokeo yake, manabii wa Baali waliangamizwa na watu walianza kumwabudu Yahweh tena.</w:t>
+      </w:r>
+    </w:p>
+    <w:p>
+      <w:pPr/>
+      <w:r>
+        <w:rPr>
+          <w:lang w:val="sw_KE" w:bidi="sw_KE"/>
+        </w:rPr>
+      </w:r>
+      <w:r>
+        <w:rPr>
+          <w:lang w:val="sw_KE" w:bidi="sw_KE"/>
+        </w:rPr>
+        <w:t>(Mapendekezo ya Tafsiri: Jinsi ya Kutafsiri Majina)</w:t>
+      </w:r>
+    </w:p>
+    <w:p>
+      <w:pPr/>
+      <w:r>
+        <w:rPr>
+          <w:lang w:val="sw_KE" w:bidi="sw_KE"/>
+        </w:rPr>
+      </w:r>
+      <w:r>
+        <w:rPr>
+          <w:lang w:val="sw_KE" w:bidi="sw_KE"/>
+        </w:rPr>
+        <w:t xml:space="preserve">(Tazama pia: </w:t>
+      </w:r>
+      <w:r>
+        <w:rPr>
+          <w:lang w:val="sw_KE" w:bidi="sw_KE"/>
+        </w:rPr>
+        <w:t>Ahabu</w:t>
+      </w:r>
+      <w:r>
+        <w:rPr>
+          <w:lang w:val="sw_KE" w:bidi="sw_KE"/>
+        </w:rPr>
+        <w:t xml:space="preserve">, </w:t>
+      </w:r>
+      <w:r>
+        <w:rPr>
+          <w:lang w:val="sw_KE" w:bidi="sw_KE"/>
+        </w:rPr>
+        <w:t>Ashera</w:t>
+      </w:r>
+      <w:r>
+        <w:rPr>
+          <w:lang w:val="sw_KE" w:bidi="sw_KE"/>
+        </w:rPr>
+        <w:t xml:space="preserve">, </w:t>
+      </w:r>
+      <w:r>
+        <w:rPr>
+          <w:lang w:val="sw_KE" w:bidi="sw_KE"/>
+        </w:rPr>
+        <w:t>Eliya</w:t>
+      </w:r>
+      <w:r>
+        <w:rPr>
+          <w:lang w:val="sw_KE" w:bidi="sw_KE"/>
+        </w:rPr>
+        <w:t xml:space="preserve">, </w:t>
+      </w:r>
+      <w:r>
+        <w:rPr>
+          <w:lang w:val="sw_KE" w:bidi="sw_KE"/>
+        </w:rPr>
+        <w:t>Mungu wa Uongo</w:t>
+      </w:r>
+      <w:r>
+        <w:rPr>
+          <w:lang w:val="sw_KE" w:bidi="sw_KE"/>
+        </w:rPr>
+        <w:t xml:space="preserve">, </w:t>
+      </w:r>
+      <w:r>
+        <w:rPr>
+          <w:lang w:val="sw_KE" w:bidi="sw_KE"/>
+        </w:rPr>
+        <w:t>Malaya</w:t>
+      </w:r>
+      <w:r>
+        <w:rPr>
+          <w:lang w:val="sw_KE" w:bidi="sw_KE"/>
+        </w:rPr>
+        <w:t xml:space="preserve">, </w:t>
+      </w:r>
+      <w:r>
+        <w:rPr>
+          <w:lang w:val="sw_KE" w:bidi="sw_KE"/>
+        </w:rPr>
+        <w:t>Mungu</w:t>
+      </w:r>
+      <w:r>
+        <w:rPr>
+          <w:lang w:val="sw_KE" w:bidi="sw_KE"/>
+        </w:rPr>
+        <w:t>)</w:t>
+      </w:r>
+    </w:p>
+    <w:p>
+      <w:pPr>
+        <w:pStyle w:val="Heading3"/>
+      </w:pPr>
+      <w:r>
+        <w:rPr>
+          <w:lang w:val="sw_KE" w:bidi="sw_KE"/>
+        </w:rPr>
+        <w:t>Marejeleo ya Biblia:</w:t>
+      </w:r>
+    </w:p>
+    <w:p>
+      <w:pPr>
+        <w:pStyle w:val="ListBullet"/>
+        <w:spacing w:line="240" w:lineRule="auto"/>
+        <w:ind w:left="720"/>
+      </w:pPr>
+      <w:r>
+        <w:rPr>
+          <w:lang w:val="sw_KE" w:bidi="sw_KE"/>
+        </w:rPr>
+        <w:br/>
+      </w:r>
+      <w:hyperlink r:id="rId13">
+        <w:r>
+          <w:rPr>
+            <w:lang w:val="sw_KE" w:bidi="sw_KE"/>
+          </w:rPr>
+          <w:rPr>
+            <w:color w:val="0000EE"/>
+            <w:u w:val="single"/>
+          </w:rPr>
+          <w:t>1 Wafalme 16:31</w:t>
+        </w:r>
+      </w:hyperlink>
+      <w:hyperlink r:id="rId14">
+        <w:r>
+          <w:rPr>
+            <w:lang w:val="sw_KE" w:bidi="sw_KE"/>
+          </w:rPr>
+          <w:rPr>
+            <w:color w:val="0000EE"/>
+            <w:u w:val="single"/>
+          </w:rPr>
+          <w:t>1 Samweli 7:3–4</w:t>
+        </w:r>
+      </w:hyperlink>
+    </w:p>
+    <w:p>
+      <w:pPr>
+        <w:pStyle w:val="ListBullet"/>
+        <w:spacing w:line="240" w:lineRule="auto"/>
+        <w:ind w:left="720"/>
+      </w:pPr>
+      <w:r>
+        <w:rPr>
+          <w:lang w:val="sw_KE" w:bidi="sw_KE"/>
+        </w:rPr>
+      </w:r>
+      <w:hyperlink r:id="rId15">
+        <w:r>
+          <w:rPr>
+            <w:lang w:val="sw_KE" w:bidi="sw_KE"/>
+          </w:rPr>
+          <w:rPr>
+            <w:color w:val="0000EE"/>
+            <w:u w:val="single"/>
+          </w:rPr>
+          <w:t>Yeremia 2:7–8</w:t>
+        </w:r>
+      </w:hyperlink>
+    </w:p>
+    <w:p>
+      <w:pPr>
+        <w:pStyle w:val="ListBullet"/>
+        <w:spacing w:line="240" w:lineRule="auto"/>
+        <w:ind w:left="720"/>
+      </w:pPr>
+      <w:r>
+        <w:rPr>
+          <w:lang w:val="sw_KE" w:bidi="sw_KE"/>
+        </w:rPr>
+      </w:r>
+      <w:hyperlink r:id="rId16">
+        <w:r>
+          <w:rPr>
+            <w:lang w:val="sw_KE" w:bidi="sw_KE"/>
+          </w:rPr>
+          <w:rPr>
+            <w:color w:val="0000EE"/>
+            <w:u w:val="single"/>
+          </w:rPr>
+          <w:t>Waamuzi 2:11</w:t>
+        </w:r>
+      </w:hyperlink>
+    </w:p>
+    <w:p>
+      <w:pPr>
+        <w:pStyle w:val="ListBullet"/>
+        <w:spacing w:line="240" w:lineRule="auto"/>
+        <w:ind w:left="720"/>
+      </w:pPr>
+      <w:r>
+        <w:rPr>
+          <w:lang w:val="sw_KE" w:bidi="sw_KE"/>
+        </w:rPr>
+      </w:r>
+      <w:hyperlink r:id="rId17">
+        <w:r>
+          <w:rPr>
+            <w:lang w:val="sw_KE" w:bidi="sw_KE"/>
+          </w:rPr>
+          <w:rPr>
+            <w:color w:val="0000EE"/>
+            <w:u w:val="single"/>
+          </w:rPr>
+          <w:t>Hesabu 22:41</w:t>
+        </w:r>
+      </w:hyperlink>
+    </w:p>
+    <w:p>
+      <w:pPr>
+        <w:pStyle w:val="Heading3"/>
+      </w:pPr>
+      <w:r>
+        <w:rPr>
+          <w:lang w:val="sw_KE" w:bidi="sw_KE"/>
+        </w:rPr>
+        <w:t>Mifano kutoka kwenye hadithi za Biblia:</w:t>
+      </w:r>
+    </w:p>
+    <w:p>
+      <w:pPr>
+        <w:pStyle w:val="ListBullet"/>
+        <w:spacing w:line="240" w:lineRule="auto"/>
+        <w:ind w:left="720"/>
+      </w:pPr>
+      <w:r>
+        <w:rPr>
+          <w:lang w:val="sw_KE" w:bidi="sw_KE"/>
+        </w:rPr>
+      </w:r>
+      <w:r>
+        <w:rPr>
+          <w:b/>
+          <w:lang w:val="sw_KE" w:bidi="sw_KE"/>
+        </w:rPr>
+        <w:t>19:2</w:t>
+      </w:r>
+      <w:r>
+        <w:rPr>
+          <w:lang w:val="sw_KE" w:bidi="sw_KE"/>
+        </w:rPr>
+        <w:t xml:space="preserve"> Ahabu alikuwa mtu mwovu ambaye aliwahimiza watu kumwabudu mungu wa uongo aitwaye </w:t>
+      </w:r>
+      <w:r>
+        <w:rPr>
+          <w:b/>
+          <w:lang w:val="sw_KE" w:bidi="sw_KE"/>
+        </w:rPr>
+        <w:t>Baali</w:t>
+      </w:r>
+      <w:r>
+        <w:rPr>
+          <w:lang w:val="sw_KE" w:bidi="sw_KE"/>
+        </w:rPr>
+        <w:t>.</w:t>
+      </w:r>
+    </w:p>
+    <w:p>
+      <w:pPr>
+        <w:pStyle w:val="ListBullet"/>
+        <w:spacing w:line="240" w:lineRule="auto"/>
+        <w:ind w:left="720"/>
+      </w:pPr>
+      <w:r>
+        <w:rPr>
+          <w:lang w:val="sw_KE" w:bidi="sw_KE"/>
+        </w:rPr>
+      </w:r>
+      <w:r>
+        <w:rPr>
+          <w:b/>
+          <w:lang w:val="sw_KE" w:bidi="sw_KE"/>
+        </w:rPr>
+        <w:t>19:6</w:t>
+      </w:r>
+      <w:r>
+        <w:rPr>
+          <w:lang w:val="sw_KE" w:bidi="sw_KE"/>
+        </w:rPr>
+        <w:t xml:space="preserve"> Watu wote wa ufalme wa Israeli, pamoja na manabii 450 wa </w:t>
+      </w:r>
+      <w:r>
+        <w:rPr>
+          <w:b/>
+          <w:lang w:val="sw_KE" w:bidi="sw_KE"/>
+        </w:rPr>
+        <w:t>Baali</w:t>
+      </w:r>
+      <w:r>
+        <w:rPr>
+          <w:lang w:val="sw_KE" w:bidi="sw_KE"/>
+        </w:rPr>
+        <w:t xml:space="preserve">, walikusanyika kwenye Mlima Karmeli. Eliya akawaambia watu, “Mpaka lini mtakuwa mkisitasita kati ya mawazo mawili? Ikiwa Yahweh ni Mungu, mfuateni! Ikiwa </w:t>
+      </w:r>
+      <w:r>
+        <w:rPr>
+          <w:b/>
+          <w:lang w:val="sw_KE" w:bidi="sw_KE"/>
+        </w:rPr>
+        <w:t>Baali</w:t>
+      </w:r>
+      <w:r>
+        <w:rPr>
+          <w:lang w:val="sw_KE" w:bidi="sw_KE"/>
+        </w:rPr>
+        <w:t xml:space="preserve"> ni Mungu, mfuateni!”</w:t>
+      </w:r>
+    </w:p>
+    <w:p>
+      <w:pPr>
+        <w:pStyle w:val="ListBullet"/>
+        <w:spacing w:line="240" w:lineRule="auto"/>
+        <w:ind w:left="720"/>
+      </w:pPr>
+      <w:r>
+        <w:rPr>
+          <w:lang w:val="sw_KE" w:bidi="sw_KE"/>
+        </w:rPr>
+      </w:r>
+      <w:r>
+        <w:rPr>
+          <w:b/>
+          <w:lang w:val="sw_KE" w:bidi="sw_KE"/>
+        </w:rPr>
+        <w:t>19:7</w:t>
+      </w:r>
+      <w:r>
+        <w:rPr>
+          <w:lang w:val="sw_KE" w:bidi="sw_KE"/>
+        </w:rPr>
+        <w:t xml:space="preserve"> Kisha Eliya akawaambia manabii wa </w:t>
+      </w:r>
+      <w:r>
+        <w:rPr>
+          <w:b/>
+          <w:lang w:val="sw_KE" w:bidi="sw_KE"/>
+        </w:rPr>
+        <w:t>Baali</w:t>
+      </w:r>
+      <w:r>
+        <w:rPr>
+          <w:lang w:val="sw_KE" w:bidi="sw_KE"/>
+        </w:rPr>
+        <w:t>, “Chukueni fahali mmoja na muiandae kama dhabihu, lakini msitie moto.”</w:t>
+      </w:r>
+    </w:p>
+    <w:p>
+      <w:pPr>
+        <w:pStyle w:val="ListBullet"/>
+        <w:spacing w:line="240" w:lineRule="auto"/>
+        <w:ind w:left="720"/>
+      </w:pPr>
+      <w:r>
+        <w:rPr>
+          <w:lang w:val="sw_KE" w:bidi="sw_KE"/>
+        </w:rPr>
+      </w:r>
+      <w:r>
+        <w:rPr>
+          <w:b/>
+          <w:lang w:val="sw_KE" w:bidi="sw_KE"/>
+        </w:rPr>
+        <w:t>19:8</w:t>
+      </w:r>
+      <w:r>
+        <w:rPr>
+          <w:lang w:val="sw_KE" w:bidi="sw_KE"/>
+        </w:rPr>
+        <w:t xml:space="preserve"> Kisha manabii wa </w:t>
+      </w:r>
+      <w:r>
+        <w:rPr>
+          <w:b/>
+          <w:lang w:val="sw_KE" w:bidi="sw_KE"/>
+        </w:rPr>
+        <w:t>Baali</w:t>
+      </w:r>
+      <w:r>
+        <w:rPr>
+          <w:lang w:val="sw_KE" w:bidi="sw_KE"/>
+        </w:rPr>
+        <w:t xml:space="preserve"> wakamwomba, “Tusikie, Ee </w:t>
+      </w:r>
+      <w:r>
+        <w:rPr>
+          <w:b/>
+          <w:lang w:val="sw_KE" w:bidi="sw_KE"/>
+        </w:rPr>
+        <w:t>Baali</w:t>
+      </w:r>
+      <w:r>
+        <w:rPr>
+          <w:lang w:val="sw_KE" w:bidi="sw_KE"/>
+        </w:rPr>
+        <w:t>!”</w:t>
+      </w:r>
+    </w:p>
+    <w:p>
+      <w:pPr>
+        <w:pStyle w:val="ListBullet"/>
+        <w:spacing w:line="240" w:lineRule="auto"/>
+        <w:ind w:left="720"/>
+      </w:pPr>
+      <w:r>
+        <w:rPr>
+          <w:lang w:val="sw_KE" w:bidi="sw_KE"/>
+        </w:rPr>
+      </w:r>
+      <w:r>
+        <w:rPr>
+          <w:b/>
+          <w:lang w:val="sw_KE" w:bidi="sw_KE"/>
+        </w:rPr>
+        <w:t>19:12</w:t>
+      </w:r>
+      <w:r>
+        <w:rPr>
+          <w:lang w:val="sw_KE" w:bidi="sw_KE"/>
+        </w:rPr>
+        <w:t xml:space="preserve"> Kwa hiyo watu wakawakamata manabii wa </w:t>
+      </w:r>
+      <w:r>
+        <w:rPr>
+          <w:b/>
+          <w:lang w:val="sw_KE" w:bidi="sw_KE"/>
+        </w:rPr>
+        <w:t>Baali</w:t>
+      </w:r>
+      <w:r>
+        <w:rPr>
+          <w:lang w:val="sw_KE" w:bidi="sw_KE"/>
+        </w:rPr>
+        <w:t>. Kisha Eliya akawachukua kutoka pale na kuwaua.</w:t>
+      </w:r>
+    </w:p>
+    <w:p>
+      <w:pPr>
+        <w:pStyle w:val="Heading3"/>
+      </w:pPr>
+      <w:r>
+        <w:rPr>
+          <w:lang w:val="sw_KE" w:bidi="sw_KE"/>
+        </w:rPr>
+        <w:t>Data ya Neno:</w:t>
+      </w:r>
+    </w:p>
+    <w:p>
+      <w:pPr>
+        <w:pStyle w:val="ListBullet"/>
+        <w:spacing w:line="240" w:lineRule="auto"/>
+        <w:ind w:left="720"/>
+      </w:pPr>
+      <w:r>
+        <w:rPr>
+          <w:lang w:val="sw_KE" w:bidi="sw_KE"/>
+        </w:rPr>
+      </w:r>
+      <w:r>
+        <w:rPr>
+          <w:lang w:val="sw_KE" w:bidi="sw_KE"/>
+        </w:rPr>
+        <w:t>Strong's: H1120, G08960</w:t>
+      </w:r>
+      <w:r>
+        <w:rPr>
+          <w:lang w:val="sw_KE" w:bidi="sw_KE"/>
+        </w:rPr>
+      </w:r>
+      <w:r>
+        <w:rPr>
+          <w:lang w:val="sw_KE" w:bidi="sw_KE"/>
+        </w:rPr>
+      </w:r>
+    </w:p>
+    <w:p>
+      <w:pPr/>
+      <w:r>
+        <w:rPr>
+          <w:lang w:val="sw_KE" w:bidi="sw_KE"/>
+        </w:rPr>
+      </w:r>
+    </w:p>
+    <w:p>
+      <w:pPr>
+        <w:pStyle w:val="Heading2"/>
+      </w:pPr>
+      <w:r>
+        <w:rPr>
+          <w:lang w:val="sw_KE" w:bidi="sw_KE"/>
+        </w:rPr>
         <w:t>Baal-peori</w:t>
       </w:r>
       <w:r>
@@ -369,7 +994,7 @@
           <w:lang w:val="sw_KE" w:bidi="sw_KE"/>
         </w:rPr>
       </w:r>
-      <w:hyperlink r:id="rId13">
+      <w:hyperlink r:id="rId18">
         <w:r>
           <w:rPr>
             <w:lang w:val="sw_KE" w:bidi="sw_KE"/>
@@ -393,7 +1018,7 @@
           <w:lang w:val="sw_KE" w:bidi="sw_KE"/>
         </w:rPr>
       </w:r>
-      <w:hyperlink r:id="rId14">
+      <w:hyperlink r:id="rId19">
         <w:r>
           <w:rPr>
             <w:lang w:val="sw_KE" w:bidi="sw_KE"/>
@@ -417,7 +1042,7 @@
           <w:lang w:val="sw_KE" w:bidi="sw_KE"/>
         </w:rPr>
       </w:r>
-      <w:hyperlink r:id="rId15">
+      <w:hyperlink r:id="rId20">
         <w:r>
           <w:rPr>
             <w:lang w:val="sw_KE" w:bidi="sw_KE"/>
@@ -457,631 +1082,6 @@
           <w:lang w:val="sw_KE" w:bidi="sw_KE"/>
         </w:rPr>
         <w:t>Strong's: H1047, H1187, H6465</w:t>
-      </w:r>
-      <w:r>
-        <w:rPr>
-          <w:lang w:val="sw_KE" w:bidi="sw_KE"/>
-        </w:rPr>
-      </w:r>
-      <w:r>
-        <w:rPr>
-          <w:lang w:val="sw_KE" w:bidi="sw_KE"/>
-        </w:rPr>
-      </w:r>
-    </w:p>
-    <w:p>
-      <w:pPr/>
-      <w:r>
-        <w:rPr>
-          <w:lang w:val="sw_KE" w:bidi="sw_KE"/>
-        </w:rPr>
-      </w:r>
-    </w:p>
-    <w:p>
-      <w:pPr>
-        <w:pStyle w:val="Heading2"/>
-      </w:pPr>
-      <w:r>
-        <w:rPr>
-          <w:lang w:val="sw_KE" w:bidi="sw_KE"/>
-        </w:rPr>
-        <w:t>Baali</w:t>
-      </w:r>
-      <w:r>
-        <w:rPr>
-          <w:lang w:val="sw_KE" w:bidi="sw_KE"/>
-        </w:rPr>
-      </w:r>
-    </w:p>
-    <w:p>
-      <w:pPr>
-        <w:pStyle w:val="Heading3"/>
-      </w:pPr>
-      <w:r>
-        <w:rPr>
-          <w:lang w:val="sw_KE" w:bidi="sw_KE"/>
-        </w:rPr>
-        <w:t>Uhalisia:</w:t>
-      </w:r>
-    </w:p>
-    <w:p>
-      <w:pPr/>
-      <w:r>
-        <w:rPr>
-          <w:lang w:val="sw_KE" w:bidi="sw_KE"/>
-        </w:rPr>
-      </w:r>
-      <w:r>
-        <w:rPr>
-          <w:lang w:val="sw_KE" w:bidi="sw_KE"/>
-        </w:rPr>
-        <w:t>Neno "Baali" linamaanisha "bwana" na lilikuwa jina la mungu wa uongo mkuu aliyekuwa akiabudiwa na Wakanaani.</w:t>
-      </w:r>
-    </w:p>
-    <w:p>
-      <w:pPr>
-        <w:pStyle w:val="ListBullet"/>
-        <w:spacing w:line="240" w:lineRule="auto"/>
-        <w:ind w:left="720"/>
-      </w:pPr>
-      <w:r>
-        <w:rPr>
-          <w:lang w:val="sw_KE" w:bidi="sw_KE"/>
-        </w:rPr>
-      </w:r>
-      <w:r>
-        <w:rPr>
-          <w:lang w:val="sw_KE" w:bidi="sw_KE"/>
-        </w:rPr>
-        <w:t>Kulikuwa pia na miungu ya uongo ya kienyeji ambayo ilikuwa na "Baali" kama sehemu ya majina yao, kama vile "Baal-Peori." Wakati mwingine miungu hii yote kwa pamoja inajulikana kama "Baali."</w:t>
-      </w:r>
-    </w:p>
-    <w:p>
-      <w:pPr>
-        <w:pStyle w:val="ListBullet"/>
-        <w:spacing w:line="240" w:lineRule="auto"/>
-        <w:ind w:left="720"/>
-      </w:pPr>
-      <w:r>
-        <w:rPr>
-          <w:lang w:val="sw_KE" w:bidi="sw_KE"/>
-        </w:rPr>
-      </w:r>
-      <w:r>
-        <w:rPr>
-          <w:lang w:val="sw_KE" w:bidi="sw_KE"/>
-        </w:rPr>
-        <w:t>Baadhi ya watu walikuwa na majina yaliyokuwa na neno "Baali" ndani yake.</w:t>
-      </w:r>
-    </w:p>
-    <w:p>
-      <w:pPr>
-        <w:pStyle w:val="ListBullet"/>
-        <w:spacing w:line="240" w:lineRule="auto"/>
-        <w:ind w:left="720"/>
-      </w:pPr>
-      <w:r>
-        <w:rPr>
-          <w:lang w:val="sw_KE" w:bidi="sw_KE"/>
-        </w:rPr>
-      </w:r>
-      <w:r>
-        <w:rPr>
-          <w:lang w:val="sw_KE" w:bidi="sw_KE"/>
-        </w:rPr>
-        <w:t>Ibada ya Baali ilihusisha vitendo viovu kama kutoa kafara ya watoto na kutumia malaya.</w:t>
-      </w:r>
-    </w:p>
-    <w:p>
-      <w:pPr>
-        <w:pStyle w:val="ListBullet"/>
-        <w:spacing w:line="240" w:lineRule="auto"/>
-        <w:ind w:left="720"/>
-      </w:pPr>
-      <w:r>
-        <w:rPr>
-          <w:lang w:val="sw_KE" w:bidi="sw_KE"/>
-        </w:rPr>
-      </w:r>
-      <w:r>
-        <w:rPr>
-          <w:lang w:val="sw_KE" w:bidi="sw_KE"/>
-        </w:rPr>
-        <w:t>Katika vipindi mbalimbali vya historia yao, Waisraeli walijihusisha sana na ibada ya Baali, wakifuata mfano wa mataifa ya kipagani yaliyozunguka.</w:t>
-      </w:r>
-    </w:p>
-    <w:p>
-      <w:pPr>
-        <w:pStyle w:val="ListBullet"/>
-        <w:spacing w:line="240" w:lineRule="auto"/>
-        <w:ind w:left="720"/>
-      </w:pPr>
-      <w:r>
-        <w:rPr>
-          <w:lang w:val="sw_KE" w:bidi="sw_KE"/>
-        </w:rPr>
-      </w:r>
-      <w:r>
-        <w:rPr>
-          <w:lang w:val="sw_KE" w:bidi="sw_KE"/>
-        </w:rPr>
-        <w:t>Katika utawala wa Mfalme Ahabu, nabii wa Mungu Eliya aliandaa jaribio ili kuthibitisha kwa watu kwamba Baali hayupo na kwamba Mungu ndiye Mungu wa kweli pekee. Matokeo yake, manabii wa Baali waliangamizwa na watu walianza kumwabudu Yahweh tena.</w:t>
-      </w:r>
-    </w:p>
-    <w:p>
-      <w:pPr/>
-      <w:r>
-        <w:rPr>
-          <w:lang w:val="sw_KE" w:bidi="sw_KE"/>
-        </w:rPr>
-      </w:r>
-      <w:r>
-        <w:rPr>
-          <w:lang w:val="sw_KE" w:bidi="sw_KE"/>
-        </w:rPr>
-        <w:t>(Mapendekezo ya Tafsiri: Jinsi ya Kutafsiri Majina)</w:t>
-      </w:r>
-    </w:p>
-    <w:p>
-      <w:pPr/>
-      <w:r>
-        <w:rPr>
-          <w:lang w:val="sw_KE" w:bidi="sw_KE"/>
-        </w:rPr>
-      </w:r>
-      <w:r>
-        <w:rPr>
-          <w:lang w:val="sw_KE" w:bidi="sw_KE"/>
-        </w:rPr>
-        <w:t xml:space="preserve">(Tazama pia: </w:t>
-      </w:r>
-      <w:r>
-        <w:rPr>
-          <w:lang w:val="sw_KE" w:bidi="sw_KE"/>
-        </w:rPr>
-        <w:t>Ahabu</w:t>
-      </w:r>
-      <w:r>
-        <w:rPr>
-          <w:lang w:val="sw_KE" w:bidi="sw_KE"/>
-        </w:rPr>
-        <w:t xml:space="preserve">, </w:t>
-      </w:r>
-      <w:r>
-        <w:rPr>
-          <w:lang w:val="sw_KE" w:bidi="sw_KE"/>
-        </w:rPr>
-        <w:t>Ashera</w:t>
-      </w:r>
-      <w:r>
-        <w:rPr>
-          <w:lang w:val="sw_KE" w:bidi="sw_KE"/>
-        </w:rPr>
-        <w:t xml:space="preserve">, </w:t>
-      </w:r>
-      <w:r>
-        <w:rPr>
-          <w:lang w:val="sw_KE" w:bidi="sw_KE"/>
-        </w:rPr>
-        <w:t>Eliya</w:t>
-      </w:r>
-      <w:r>
-        <w:rPr>
-          <w:lang w:val="sw_KE" w:bidi="sw_KE"/>
-        </w:rPr>
-        <w:t xml:space="preserve">, </w:t>
-      </w:r>
-      <w:r>
-        <w:rPr>
-          <w:lang w:val="sw_KE" w:bidi="sw_KE"/>
-        </w:rPr>
-        <w:t>Mungu wa Uongo</w:t>
-      </w:r>
-      <w:r>
-        <w:rPr>
-          <w:lang w:val="sw_KE" w:bidi="sw_KE"/>
-        </w:rPr>
-        <w:t xml:space="preserve">, </w:t>
-      </w:r>
-      <w:r>
-        <w:rPr>
-          <w:lang w:val="sw_KE" w:bidi="sw_KE"/>
-        </w:rPr>
-        <w:t>Malaya</w:t>
-      </w:r>
-      <w:r>
-        <w:rPr>
-          <w:lang w:val="sw_KE" w:bidi="sw_KE"/>
-        </w:rPr>
-        <w:t xml:space="preserve">, </w:t>
-      </w:r>
-      <w:r>
-        <w:rPr>
-          <w:lang w:val="sw_KE" w:bidi="sw_KE"/>
-        </w:rPr>
-        <w:t>Mungu</w:t>
-      </w:r>
-      <w:r>
-        <w:rPr>
-          <w:lang w:val="sw_KE" w:bidi="sw_KE"/>
-        </w:rPr>
-        <w:t>)</w:t>
-      </w:r>
-    </w:p>
-    <w:p>
-      <w:pPr>
-        <w:pStyle w:val="Heading3"/>
-      </w:pPr>
-      <w:r>
-        <w:rPr>
-          <w:lang w:val="sw_KE" w:bidi="sw_KE"/>
-        </w:rPr>
-        <w:t>Marejeleo ya Biblia:</w:t>
-      </w:r>
-    </w:p>
-    <w:p>
-      <w:pPr>
-        <w:pStyle w:val="ListBullet"/>
-        <w:spacing w:line="240" w:lineRule="auto"/>
-        <w:ind w:left="720"/>
-      </w:pPr>
-      <w:r>
-        <w:rPr>
-          <w:lang w:val="sw_KE" w:bidi="sw_KE"/>
-        </w:rPr>
-        <w:br/>
-      </w:r>
-      <w:hyperlink r:id="rId16">
-        <w:r>
-          <w:rPr>
-            <w:lang w:val="sw_KE" w:bidi="sw_KE"/>
-          </w:rPr>
-          <w:rPr>
-            <w:color w:val="0000EE"/>
-            <w:u w:val="single"/>
-          </w:rPr>
-          <w:t>1 Wafalme 16:31</w:t>
-        </w:r>
-      </w:hyperlink>
-      <w:hyperlink r:id="rId17">
-        <w:r>
-          <w:rPr>
-            <w:lang w:val="sw_KE" w:bidi="sw_KE"/>
-          </w:rPr>
-          <w:rPr>
-            <w:color w:val="0000EE"/>
-            <w:u w:val="single"/>
-          </w:rPr>
-          <w:t>1 Samweli 7:3–4</w:t>
-        </w:r>
-      </w:hyperlink>
-    </w:p>
-    <w:p>
-      <w:pPr>
-        <w:pStyle w:val="ListBullet"/>
-        <w:spacing w:line="240" w:lineRule="auto"/>
-        <w:ind w:left="720"/>
-      </w:pPr>
-      <w:r>
-        <w:rPr>
-          <w:lang w:val="sw_KE" w:bidi="sw_KE"/>
-        </w:rPr>
-      </w:r>
-      <w:hyperlink r:id="rId18">
-        <w:r>
-          <w:rPr>
-            <w:lang w:val="sw_KE" w:bidi="sw_KE"/>
-          </w:rPr>
-          <w:rPr>
-            <w:color w:val="0000EE"/>
-            <w:u w:val="single"/>
-          </w:rPr>
-          <w:t>Yeremia 2:7–8</w:t>
-        </w:r>
-      </w:hyperlink>
-    </w:p>
-    <w:p>
-      <w:pPr>
-        <w:pStyle w:val="ListBullet"/>
-        <w:spacing w:line="240" w:lineRule="auto"/>
-        <w:ind w:left="720"/>
-      </w:pPr>
-      <w:r>
-        <w:rPr>
-          <w:lang w:val="sw_KE" w:bidi="sw_KE"/>
-        </w:rPr>
-      </w:r>
-      <w:hyperlink r:id="rId19">
-        <w:r>
-          <w:rPr>
-            <w:lang w:val="sw_KE" w:bidi="sw_KE"/>
-          </w:rPr>
-          <w:rPr>
-            <w:color w:val="0000EE"/>
-            <w:u w:val="single"/>
-          </w:rPr>
-          <w:t>Waamuzi 2:11</w:t>
-        </w:r>
-      </w:hyperlink>
-    </w:p>
-    <w:p>
-      <w:pPr>
-        <w:pStyle w:val="ListBullet"/>
-        <w:spacing w:line="240" w:lineRule="auto"/>
-        <w:ind w:left="720"/>
-      </w:pPr>
-      <w:r>
-        <w:rPr>
-          <w:lang w:val="sw_KE" w:bidi="sw_KE"/>
-        </w:rPr>
-      </w:r>
-      <w:hyperlink r:id="rId20">
-        <w:r>
-          <w:rPr>
-            <w:lang w:val="sw_KE" w:bidi="sw_KE"/>
-          </w:rPr>
-          <w:rPr>
-            <w:color w:val="0000EE"/>
-            <w:u w:val="single"/>
-          </w:rPr>
-          <w:t>Hesabu 22:41</w:t>
-        </w:r>
-      </w:hyperlink>
-    </w:p>
-    <w:p>
-      <w:pPr>
-        <w:pStyle w:val="Heading3"/>
-      </w:pPr>
-      <w:r>
-        <w:rPr>
-          <w:lang w:val="sw_KE" w:bidi="sw_KE"/>
-        </w:rPr>
-        <w:t>Mifano kutoka kwenye hadithi za Biblia:</w:t>
-      </w:r>
-    </w:p>
-    <w:p>
-      <w:pPr>
-        <w:pStyle w:val="ListBullet"/>
-        <w:spacing w:line="240" w:lineRule="auto"/>
-        <w:ind w:left="720"/>
-      </w:pPr>
-      <w:r>
-        <w:rPr>
-          <w:lang w:val="sw_KE" w:bidi="sw_KE"/>
-        </w:rPr>
-      </w:r>
-      <w:r>
-        <w:rPr>
-          <w:b/>
-          <w:lang w:val="sw_KE" w:bidi="sw_KE"/>
-        </w:rPr>
-        <w:t>19:2</w:t>
-      </w:r>
-      <w:r>
-        <w:rPr>
-          <w:lang w:val="sw_KE" w:bidi="sw_KE"/>
-        </w:rPr>
-        <w:t xml:space="preserve"> Ahabu alikuwa mtu mwovu ambaye aliwahimiza watu kumwabudu mungu wa uongo aitwaye </w:t>
-      </w:r>
-      <w:r>
-        <w:rPr>
-          <w:b/>
-          <w:lang w:val="sw_KE" w:bidi="sw_KE"/>
-        </w:rPr>
-        <w:t>Baali</w:t>
-      </w:r>
-      <w:r>
-        <w:rPr>
-          <w:lang w:val="sw_KE" w:bidi="sw_KE"/>
-        </w:rPr>
-        <w:t>.</w:t>
-      </w:r>
-    </w:p>
-    <w:p>
-      <w:pPr>
-        <w:pStyle w:val="ListBullet"/>
-        <w:spacing w:line="240" w:lineRule="auto"/>
-        <w:ind w:left="720"/>
-      </w:pPr>
-      <w:r>
-        <w:rPr>
-          <w:lang w:val="sw_KE" w:bidi="sw_KE"/>
-        </w:rPr>
-      </w:r>
-      <w:r>
-        <w:rPr>
-          <w:b/>
-          <w:lang w:val="sw_KE" w:bidi="sw_KE"/>
-        </w:rPr>
-        <w:t>19:6</w:t>
-      </w:r>
-      <w:r>
-        <w:rPr>
-          <w:lang w:val="sw_KE" w:bidi="sw_KE"/>
-        </w:rPr>
-        <w:t xml:space="preserve"> Watu wote wa ufalme wa Israeli, pamoja na manabii 450 wa </w:t>
-      </w:r>
-      <w:r>
-        <w:rPr>
-          <w:b/>
-          <w:lang w:val="sw_KE" w:bidi="sw_KE"/>
-        </w:rPr>
-        <w:t>Baali</w:t>
-      </w:r>
-      <w:r>
-        <w:rPr>
-          <w:lang w:val="sw_KE" w:bidi="sw_KE"/>
-        </w:rPr>
-        <w:t xml:space="preserve">, walikusanyika kwenye Mlima Karmeli. Eliya akawaambia watu, “Mpaka lini mtakuwa mkisitasita kati ya mawazo mawili? Ikiwa Yahweh ni Mungu, mfuateni! Ikiwa </w:t>
-      </w:r>
-      <w:r>
-        <w:rPr>
-          <w:b/>
-          <w:lang w:val="sw_KE" w:bidi="sw_KE"/>
-        </w:rPr>
-        <w:t>Baali</w:t>
-      </w:r>
-      <w:r>
-        <w:rPr>
-          <w:lang w:val="sw_KE" w:bidi="sw_KE"/>
-        </w:rPr>
-        <w:t xml:space="preserve"> ni Mungu, mfuateni!”</w:t>
-      </w:r>
-    </w:p>
-    <w:p>
-      <w:pPr>
-        <w:pStyle w:val="ListBullet"/>
-        <w:spacing w:line="240" w:lineRule="auto"/>
-        <w:ind w:left="720"/>
-      </w:pPr>
-      <w:r>
-        <w:rPr>
-          <w:lang w:val="sw_KE" w:bidi="sw_KE"/>
-        </w:rPr>
-      </w:r>
-      <w:r>
-        <w:rPr>
-          <w:b/>
-          <w:lang w:val="sw_KE" w:bidi="sw_KE"/>
-        </w:rPr>
-        <w:t>19:7</w:t>
-      </w:r>
-      <w:r>
-        <w:rPr>
-          <w:lang w:val="sw_KE" w:bidi="sw_KE"/>
-        </w:rPr>
-        <w:t xml:space="preserve"> Kisha Eliya akawaambia manabii wa </w:t>
-      </w:r>
-      <w:r>
-        <w:rPr>
-          <w:b/>
-          <w:lang w:val="sw_KE" w:bidi="sw_KE"/>
-        </w:rPr>
-        <w:t>Baali</w:t>
-      </w:r>
-      <w:r>
-        <w:rPr>
-          <w:lang w:val="sw_KE" w:bidi="sw_KE"/>
-        </w:rPr>
-        <w:t>, “Chukueni fahali mmoja na muiandae kama dhabihu, lakini msitie moto.”</w:t>
-      </w:r>
-    </w:p>
-    <w:p>
-      <w:pPr>
-        <w:pStyle w:val="ListBullet"/>
-        <w:spacing w:line="240" w:lineRule="auto"/>
-        <w:ind w:left="720"/>
-      </w:pPr>
-      <w:r>
-        <w:rPr>
-          <w:lang w:val="sw_KE" w:bidi="sw_KE"/>
-        </w:rPr>
-      </w:r>
-      <w:r>
-        <w:rPr>
-          <w:b/>
-          <w:lang w:val="sw_KE" w:bidi="sw_KE"/>
-        </w:rPr>
-        <w:t>19:8</w:t>
-      </w:r>
-      <w:r>
-        <w:rPr>
-          <w:lang w:val="sw_KE" w:bidi="sw_KE"/>
-        </w:rPr>
-        <w:t xml:space="preserve"> Kisha manabii wa </w:t>
-      </w:r>
-      <w:r>
-        <w:rPr>
-          <w:b/>
-          <w:lang w:val="sw_KE" w:bidi="sw_KE"/>
-        </w:rPr>
-        <w:t>Baali</w:t>
-      </w:r>
-      <w:r>
-        <w:rPr>
-          <w:lang w:val="sw_KE" w:bidi="sw_KE"/>
-        </w:rPr>
-        <w:t xml:space="preserve"> wakamwomba, “Tusikie, Ee </w:t>
-      </w:r>
-      <w:r>
-        <w:rPr>
-          <w:b/>
-          <w:lang w:val="sw_KE" w:bidi="sw_KE"/>
-        </w:rPr>
-        <w:t>Baali</w:t>
-      </w:r>
-      <w:r>
-        <w:rPr>
-          <w:lang w:val="sw_KE" w:bidi="sw_KE"/>
-        </w:rPr>
-        <w:t>!”</w:t>
-      </w:r>
-    </w:p>
-    <w:p>
-      <w:pPr>
-        <w:pStyle w:val="ListBullet"/>
-        <w:spacing w:line="240" w:lineRule="auto"/>
-        <w:ind w:left="720"/>
-      </w:pPr>
-      <w:r>
-        <w:rPr>
-          <w:lang w:val="sw_KE" w:bidi="sw_KE"/>
-        </w:rPr>
-      </w:r>
-      <w:r>
-        <w:rPr>
-          <w:b/>
-          <w:lang w:val="sw_KE" w:bidi="sw_KE"/>
-        </w:rPr>
-        <w:t>19:12</w:t>
-      </w:r>
-      <w:r>
-        <w:rPr>
-          <w:lang w:val="sw_KE" w:bidi="sw_KE"/>
-        </w:rPr>
-        <w:t xml:space="preserve"> Kwa hiyo watu wakawakamata manabii wa </w:t>
-      </w:r>
-      <w:r>
-        <w:rPr>
-          <w:b/>
-          <w:lang w:val="sw_KE" w:bidi="sw_KE"/>
-        </w:rPr>
-        <w:t>Baali</w:t>
-      </w:r>
-      <w:r>
-        <w:rPr>
-          <w:lang w:val="sw_KE" w:bidi="sw_KE"/>
-        </w:rPr>
-        <w:t>. Kisha Eliya akawachukua kutoka pale na kuwaua.</w:t>
-      </w:r>
-    </w:p>
-    <w:p>
-      <w:pPr>
-        <w:pStyle w:val="Heading3"/>
-      </w:pPr>
-      <w:r>
-        <w:rPr>
-          <w:lang w:val="sw_KE" w:bidi="sw_KE"/>
-        </w:rPr>
-        <w:t>Data ya Neno:</w:t>
-      </w:r>
-    </w:p>
-    <w:p>
-      <w:pPr>
-        <w:pStyle w:val="ListBullet"/>
-        <w:spacing w:line="240" w:lineRule="auto"/>
-        <w:ind w:left="720"/>
-      </w:pPr>
-      <w:r>
-        <w:rPr>
-          <w:lang w:val="sw_KE" w:bidi="sw_KE"/>
-        </w:rPr>
-      </w:r>
-      <w:r>
-        <w:rPr>
-          <w:lang w:val="sw_KE" w:bidi="sw_KE"/>
-        </w:rPr>
-        <w:t>Strong's: H1120, G08960</w:t>
       </w:r>
       <w:r>
         <w:rPr>
